--- a/Session03_BaoCao_Template.docx
+++ b/Session03_BaoCao_Template.docx
@@ -142,7 +142,7 @@
                 <w:sz w:val="22"/>
                 <w:szCs w:val="22"/>
               </w:rPr>
-              <w:t>……………………………………………</w:t>
+              <w:t>Nguyễn Văn Vương</w:t>
             </w:r>
           </w:p>
         </w:tc>
@@ -210,7 +210,7 @@
                 <w:sz w:val="22"/>
                 <w:szCs w:val="22"/>
               </w:rPr>
-              <w:t>……………………………………………</w:t>
+              <w:t>24740621</w:t>
             </w:r>
           </w:p>
         </w:tc>
@@ -278,7 +278,7 @@
                 <w:sz w:val="22"/>
                 <w:szCs w:val="22"/>
               </w:rPr>
-              <w:t>……………………………………………</w:t>
+              <w:t>DHHTTT20B_TCTA</w:t>
             </w:r>
           </w:p>
         </w:tc>
@@ -343,10 +343,8 @@
             <w:r>
               <w:rPr>
                 <w:color w:val="000000" w:themeColor="text1"/>
-                <w:sz w:val="22"/>
-                <w:szCs w:val="22"/>
               </w:rPr>
-              <w:t>……………………………………………</w:t>
+              <w:t>24740621_NguyenVanVuong_Cystone</w:t>
             </w:r>
           </w:p>
         </w:tc>
@@ -416,15 +414,9 @@
     <w:p>
       <w:pPr>
         <w:spacing w:after="300" w:line="360" w:lineRule="auto"/>
-        <w:rPr>
-          <w:lang w:val="en-US"/>
-        </w:rPr>
       </w:pPr>
       <w:r>
-        <w:t>https://github.com/nguyenvanvuong452/24740621_NguyenVanVuong_Cystone.git</w:t>
-      </w:r>
-      <w:r>
-        <w:t xml:space="preserve"> </w:t>
+        <w:t xml:space="preserve">https://github.com/nguyenvanvuong452/24740621_NguyenVanVuong_Cystone.git </w:t>
       </w:r>
     </w:p>
     <w:p>
@@ -490,16 +482,14 @@
       </w:pPr>
       <w:r>
         <w:rPr>
-          <w:i/>
-          <w:iCs/>
           <w:color w:val="000000" w:themeColor="text1"/>
         </w:rPr>
         <w:lastRenderedPageBreak/>
         <w:drawing>
-          <wp:inline distT="0" distB="0" distL="0" distR="0" wp14:anchorId="41F1AFDD" wp14:editId="4B5E1419">
-            <wp:extent cx="5943600" cy="3168650"/>
-            <wp:effectExtent l="0" t="0" r="0" b="0"/>
-            <wp:docPr id="2050309325" name="Picture 1"/>
+          <wp:inline distT="0" distB="0" distL="0" distR="0" wp14:anchorId="516D8C02" wp14:editId="40BBF39E">
+            <wp:extent cx="5943600" cy="3040380"/>
+            <wp:effectExtent l="0" t="0" r="0" b="7620"/>
+            <wp:docPr id="527836787" name="Picture 1"/>
             <wp:cNvGraphicFramePr>
               <a:graphicFrameLocks xmlns:a="http://schemas.openxmlformats.org/drawingml/2006/main" noChangeAspect="1"/>
             </wp:cNvGraphicFramePr>
@@ -507,7 +497,7 @@
               <a:graphicData uri="http://schemas.openxmlformats.org/drawingml/2006/picture">
                 <pic:pic xmlns:pic="http://schemas.openxmlformats.org/drawingml/2006/picture">
                   <pic:nvPicPr>
-                    <pic:cNvPr id="2050309325" name=""/>
+                    <pic:cNvPr id="527836787" name=""/>
                     <pic:cNvPicPr/>
                   </pic:nvPicPr>
                   <pic:blipFill>
@@ -519,7 +509,7 @@
                   <pic:spPr>
                     <a:xfrm>
                       <a:off x="0" y="0"/>
-                      <a:ext cx="5943600" cy="3168650"/>
+                      <a:ext cx="5943600" cy="3040380"/>
                     </a:xfrm>
                     <a:prstGeom prst="rect">
                       <a:avLst/>
@@ -645,7 +635,7 @@
     <w:rPrDefault>
       <w:rPr>
         <w:rFonts w:ascii="Times New Roman" w:eastAsia="Times New Roman" w:hAnsi="Times New Roman" w:cs="Times New Roman"/>
-        <w:lang w:eastAsia="en-US" w:bidi="ar-SA"/>
+        <w:lang w:val="en-US" w:eastAsia="en-US" w:bidi="ar-SA"/>
       </w:rPr>
     </w:rPrDefault>
     <w:pPrDefault/>
